--- a/Fase 2/Evidencias Individuales/Acuna_Sebastian_2.1_APT122_DiarioReflexionFase2.docx
+++ b/Fase 2/Evidencias Individuales/Acuna_Sebastian_2.1_APT122_DiarioReflexionFase2.docx
@@ -121,23 +121,7 @@
                 <w:sz w:val="24"/>
                 <w:szCs w:val="24"/>
               </w:rPr>
-              <w:t xml:space="preserve">Esta pauta tiene como objetivo ayudarte a monitorear el desarrollo de tu Proyecto APT, reflexionando sobre tus avances de acuerdo con lo planificado en la fase anterior y recibiendo retroalimentación de tus pares y docentes que te permita hacer los ajustes necesarios para cumplir con los objetivos de tu proyecto. Esta pauta debe ser respondida </w:t>
-            </w:r>
-            <w:r>
-              <w:rPr>
-                <w:rFonts w:eastAsiaTheme="majorEastAsia"/>
-                <w:sz w:val="24"/>
-                <w:szCs w:val="24"/>
-              </w:rPr>
-              <w:t>con tu grupo</w:t>
-            </w:r>
-            <w:r>
-              <w:rPr>
-                <w:rFonts w:eastAsiaTheme="majorEastAsia"/>
-                <w:sz w:val="24"/>
-                <w:szCs w:val="24"/>
-              </w:rPr>
-              <w:t xml:space="preserve">. </w:t>
+              <w:t xml:space="preserve">Esta pauta tiene como objetivo ayudarte a monitorear el desarrollo de tu Proyecto APT, reflexionando sobre tus avances de acuerdo con lo planificado en la fase anterior y recibiendo retroalimentación de tus pares y docentes que te permita hacer los ajustes necesarios para cumplir con los objetivos de tu proyecto. Esta pauta debe ser respondida con tu grupo. </w:t>
             </w:r>
           </w:p>
         </w:tc>
@@ -197,23 +181,7 @@
                 <w:sz w:val="24"/>
                 <w:szCs w:val="24"/>
               </w:rPr>
-              <w:t xml:space="preserve">Puedes completar esta guía y, posteriormente, cargarla en la sección de reflexión de la Fase </w:t>
-            </w:r>
-            <w:r>
-              <w:rPr>
-                <w:rFonts w:eastAsiaTheme="majorEastAsia"/>
-                <w:sz w:val="24"/>
-                <w:szCs w:val="24"/>
-              </w:rPr>
-              <w:t>2</w:t>
-            </w:r>
-            <w:r>
-              <w:rPr>
-                <w:rFonts w:eastAsiaTheme="majorEastAsia"/>
-                <w:sz w:val="24"/>
-                <w:szCs w:val="24"/>
-              </w:rPr>
-              <w:t>, para retroalimentación de tu docente.</w:t>
+              <w:t>Puedes completar esta guía y, posteriormente, cargarla en la sección de reflexión de la Fase 2, para retroalimentación de tu docente.</w:t>
             </w:r>
           </w:p>
         </w:tc>
@@ -369,7 +337,7 @@
           <w:sz w:val="24"/>
           <w:szCs w:val="24"/>
         </w:rPr>
-        <w:t>Sí, en lo esencial. Los Sprints 1 a 3 se completaron dentro de las semanas 1 a 10: el modelo de datos y la carga de archivos (Sprint 1), el motor de auditoría con horas hábiles, feriados chilenos y cálculo de multas (Sprint 2), y el dashboard con gráficos y el módulo de IA (Sprint 3). El único desvío fue el Sprint 1, que se extendió a seis semanas, como ya preveía el plan de la Fase 1, porque tuve que retomar el backend desde cero. Los Sprints 4 (GCP, CI/CD y pruebas E2E) y 5 (cierre y defensa) aún no comienzan, porque corresponden a las semanas 11 a 15.</w:t>
+        <w:t>En lo esencial sí, aunque con ajustes. Los Sprints 1 a 3 se completaron dentro de las semanas 1 a 10: el modelo de datos y la carga de archivos (Sprint 1), el motor de auditoría con horas hábiles, feriados chilenos y cálculo de multas (Sprint 2), y el dashboard con la tabla de guías (Sprint 3). Hubo dos desvíos: el Sprint 1 se extendió a seis semanas, como ya preveía el plan de la Fase 1, porque tuve que retomar el backend desde cero; y en el Sprint 3 comprometimos 36 puntos y logramos 20, así que los gráficos y el módulo de IA pasaron al Sprint 4. Además, la clase del 13 de octubre se suspendió por un temporal y la del 20 de octubre fue en línea, dedicada a preparar la presentación de la Fase 2, por lo que el Sprint 4 parte el 28 de octubre y el Sprint 5 va del 10 al 16 de noviembre, para que el proyecto esté terminado y funcionando el 17 de noviembre.</w:t>
       </w:r>
     </w:p>
     <w:p>
@@ -475,7 +443,6 @@
                 <w:sz w:val="24"/>
                 <w:szCs w:val="24"/>
               </w:rPr>
-              <w:lastRenderedPageBreak/>
               <w:t xml:space="preserve">¿De qué manera has enfrentado y/o planeas enfrentar las dificultades que han afectado el desarrollo de tu Proyecto APT? </w:t>
             </w:r>
           </w:p>
@@ -540,7 +507,7 @@
           <w:sz w:val="24"/>
           <w:szCs w:val="24"/>
         </w:rPr>
-        <w:t>Cuando el backend hubo que retomarlo desde cero, extendí el Sprint 1 a seis semanas y prioricé el motor de auditoría por sobre el pulido visual. Para el bloqueo del computador de la práctica, las pruebas se hacen en equipos personales con un script de inicio (iniciar.bat) que instala y levanta el sistema con un doble clic, verifica las versiones de Python y Node.js y guarda cualquier error en un archivo de registro. Frente a la posible falla del servicio de IA, definí un tiempo máximo de espera y una plantilla de respaldo para que el documento se genere igual.</w:t>
+        <w:t>Cuando el backend hubo que retomarlo desde cero, extendí el Sprint 1 a seis semanas y prioricé el motor de auditoría por sobre el pulido visual. Para el bloqueo del computador de la práctica, las pruebas se hacen en equipos personales con un script de inicio (iniciar.bat) que instala y levanta el sistema con un doble clic, verifica las versiones de Python y Node.js y guarda cualquier error en un archivo de registro. Frente al sobrecompromiso del Sprint 3, trasladamos los gráficos y la IA al Sprint 4 y vamos a planificar con nuestra velocidad real. Para el módulo de IA, que construiré en el Sprint 4, ya definí un tiempo máximo de espera y una plantilla de respaldo, para que el documento se genere aunque el servicio falle.</w:t>
       </w:r>
     </w:p>
     <w:p>
@@ -557,7 +524,7 @@
           <w:sz w:val="24"/>
           <w:szCs w:val="24"/>
         </w:rPr>
-        <w:t>Para el Sprint 4, que concentra el mayor riesgo por la curva de aprendizaje de GCP, voy a preparar en la semana 11 el Dockerfile y el pipeline de GitHub Actions antes de configurar Cloud Run, usar la capa gratuita de GCP, guardar la API key en Secret Manager y mantener la demostración local como respaldo para la presentación.</w:t>
+        <w:t>Los Sprints 4 y 5 concentran el mayor riesgo, por la integración con la IA, la curva de aprendizaje de GCP y el plazo del 17 de noviembre. Voy a priorizar la IA al inicio del Sprint 4, preparar el Dockerfile en ese sprint y el pipeline de GitHub Actions al inicio del Sprint 5, antes de configurar Cloud Run, usar la capa gratuita de GCP, guardar la API key en Secret Manager y mantener la demostración local como respaldo para la defensa.</w:t>
       </w:r>
     </w:p>
     <w:p>
@@ -646,39 +613,7 @@
                 <w:sz w:val="24"/>
                 <w:szCs w:val="24"/>
               </w:rPr>
-              <w:t>¿Cómo evalúas tu</w:t>
-            </w:r>
-            <w:r>
-              <w:rPr>
-                <w:rFonts w:eastAsiaTheme="majorEastAsia"/>
-                <w:sz w:val="24"/>
-                <w:szCs w:val="24"/>
-              </w:rPr>
-              <w:t xml:space="preserve"> trabajo</w:t>
-            </w:r>
-            <w:r>
-              <w:rPr>
-                <w:rFonts w:eastAsiaTheme="majorEastAsia"/>
-                <w:sz w:val="24"/>
-                <w:szCs w:val="24"/>
-              </w:rPr>
-              <w:t>? ¿Qué destacas y qué podrías hacer para mejorar tu</w:t>
-            </w:r>
-            <w:r>
-              <w:rPr>
-                <w:rFonts w:eastAsiaTheme="majorEastAsia"/>
-                <w:sz w:val="24"/>
-                <w:szCs w:val="24"/>
-              </w:rPr>
-              <w:t xml:space="preserve"> trabajo</w:t>
-            </w:r>
-            <w:r>
-              <w:rPr>
-                <w:rFonts w:eastAsiaTheme="majorEastAsia"/>
-                <w:sz w:val="24"/>
-                <w:szCs w:val="24"/>
-              </w:rPr>
-              <w:t xml:space="preserve">? </w:t>
+              <w:t xml:space="preserve">¿Cómo evalúas tu trabajo? ¿Qué destacas y qué podrías hacer para mejorar tu trabajo? </w:t>
             </w:r>
           </w:p>
           <w:p>
@@ -742,7 +677,7 @@
           <w:sz w:val="24"/>
           <w:szCs w:val="24"/>
         </w:rPr>
-        <w:t>Evalúo mi trabajo de forma positiva. Destaco haber cumplido los tres primeros sprints, un motor de auditoría determinístico y probado, en el que la IA nunca modifica los montos (el detalle de guías y multas lo genera siempre el sistema), 53 casos de prueba automatizados en el backend y un módulo de IA con respaldo que evita que una falla externa bloquee al usuario.</w:t>
+        <w:t>Evalúo mi trabajo de forma positiva. Destaco haber cumplido los tres primeros sprints, un motor de auditoría determinístico y probado, diseñado para que la IA nunca modifique los montos (el detalle de guías y multas lo genera siempre el sistema), y 38 casos de prueba automatizados en el backend.</w:t>
       </w:r>
     </w:p>
     <w:p>
@@ -759,7 +694,15 @@
           <w:sz w:val="24"/>
           <w:szCs w:val="24"/>
         </w:rPr>
-        <w:t>Para mejorar, debo anticipar mi curva de aprendizaje en GCP y practicar el despliegue antes de que el Sprint 4 apriete los tiempos, mantener Jira y los Pull Requests al día para que la evidencia quede registrada, y depender menos de probar el sistema solo desde mi casa, dejando pruebas automáticas que corran en cada push.</w:t>
+        <w:t xml:space="preserve">Para mejorar, debo planificar cada sprint con nuestra velocidad real, porque en el Sprint 3 comprometimos más de lo que alcanzamos; anticipar mi curva de aprendizaje en GCP y practicar el </w:t>
+      </w:r>
+      <w:r>
+        <w:rPr>
+          <w:sz w:val="24"/>
+          <w:szCs w:val="24"/>
+        </w:rPr>
+        <w:lastRenderedPageBreak/>
+        <w:t>despliegue antes de que los tiempos aprieten; mantener Jira y los Pull Requests al día para que la evidencia quede registrada, y depender menos de probar el sistema solo desde mi casa, dejando pruebas automáticas que corran en cada push.</w:t>
       </w:r>
     </w:p>
     <w:p>
@@ -817,7 +760,6 @@
                 <w:sz w:val="24"/>
                 <w:szCs w:val="24"/>
               </w:rPr>
-              <w:lastRenderedPageBreak/>
               <w:t>4. Después de reflexionar sobre el avance de tu Proyecto APT</w:t>
             </w:r>
           </w:p>
@@ -924,7 +866,7 @@
           <w:sz w:val="24"/>
           <w:szCs w:val="24"/>
         </w:rPr>
-        <w:t>Me queda la duda de si se aceptan ajustes de alcance, como las reglas de SLA por transportista y tipo de servicio en vez de por zona, o el uso de SQLite en desarrollo, siempre que estén justificados en la documentación. También quisiera saber qué nivel de evidencia de despliegue en GCP se espera en la entrega final, considerando el poco tiempo y los costos del servicio.</w:t>
+        <w:t>Me queda la duda de si se aceptan ajustes de alcance, como las reglas de SLA por transportista en vez de por zona, o el uso de SQLite en desarrollo, siempre que estén justificados en la documentación. También quisiera saber qué nivel de evidencia de despliegue en GCP se espera en la entrega final, considerando el poco tiempo y los costos del servicio.</w:t>
       </w:r>
     </w:p>
     <w:p>
@@ -941,7 +883,7 @@
           <w:sz w:val="24"/>
           <w:szCs w:val="24"/>
         </w:rPr>
-        <w:t>A mi docente le preguntaría además cómo debemos declarar el uso de herramientas de IA, tanto el módulo de IA que incorporamos al proyecto como las herramientas de apoyo usadas durante el desarrollo, y qué se espera exactamente para la defensa de título.</w:t>
+        <w:t>A mi docente le preguntaría además cómo debemos declarar el uso de herramientas de IA, tanto el módulo de IA que incorporaremos al proyecto como las herramientas de apoyo usadas durante el desarrollo, y qué se espera exactamente para la defensa de título.</w:t>
       </w:r>
     </w:p>
     <w:p>
@@ -1094,7 +1036,7 @@
           <w:sz w:val="24"/>
           <w:szCs w:val="24"/>
         </w:rPr>
-        <w:t>No creemos necesario redistribuir las actividades: los roles se mantienen según el plan de trabajo. Yo continúo con el backend, la base de datos, el módulo de IA y, en el Sprint 4, con GCP y CI/CD; José continúa con el frontend, el dashboard y las pruebas E2E.</w:t>
+        <w:t>No creemos necesario redistribuir las actividades: los roles se mantienen según el plan de trabajo. Yo continúo con el backend y la base de datos: en el Sprint 4, con el módulo de IA, PostgreSQL y Docker, y en el Sprint 5, con GCP y CI/CD. José continúa con el frontend: los gráficos y las pruebas del frontend en el Sprint 4, y las pruebas E2E en el Sprint 5.</w:t>
       </w:r>
     </w:p>
     <w:p>
@@ -1169,15 +1111,7 @@
                 <w:sz w:val="24"/>
                 <w:szCs w:val="24"/>
               </w:rPr>
-              <w:t>6</w:t>
-            </w:r>
-            <w:r>
-              <w:rPr>
-                <w:rFonts w:eastAsiaTheme="majorEastAsia"/>
-                <w:sz w:val="24"/>
-                <w:szCs w:val="24"/>
-              </w:rPr>
-              <w:t>. APT  grupal</w:t>
+              <w:t>6. APT  grupal</w:t>
             </w:r>
           </w:p>
         </w:tc>
@@ -1208,7 +1142,6 @@
                 <w:sz w:val="24"/>
                 <w:szCs w:val="24"/>
               </w:rPr>
-              <w:lastRenderedPageBreak/>
               <w:t>¿Cómo evalúan el trabajo en grupo? ¿Qué aspectos positivos destacan? ¿Qué aspectos podrían mejorar?</w:t>
             </w:r>
           </w:p>
@@ -8537,25 +8470,6 @@
 </file>
 
 <file path=customXml/item1.xml><?xml version="1.0" encoding="utf-8"?>
-<b:Sources xmlns:b="http://schemas.openxmlformats.org/officeDocument/2006/bibliography" xmlns="http://schemas.openxmlformats.org/officeDocument/2006/bibliography" SelectedStyle="\APASixthEditionOfficeOnline.xsl" StyleName="APA" Version="6"/>
-</file>
-
-<file path=customXml/item2.xml><?xml version="1.0" encoding="utf-8"?>
-<?mso-contentType ?>
-<FormTemplates xmlns="http://schemas.microsoft.com/sharepoint/v3/contenttype/forms">
-  <Display>DocumentLibraryForm</Display>
-  <Edit>DocumentLibraryForm</Edit>
-  <New>DocumentLibraryForm</New>
-</FormTemplates>
-</file>
-
-<file path=customXml/item3.xml><?xml version="1.0" encoding="utf-8"?>
-<p:properties xmlns:p="http://schemas.microsoft.com/office/2006/metadata/properties" xmlns:xsi="http://www.w3.org/2001/XMLSchema-instance" xmlns:pc="http://schemas.microsoft.com/office/infopath/2007/PartnerControls">
-  <documentManagement/>
-</p:properties>
-</file>
-
-<file path=customXml/item4.xml><?xml version="1.0" encoding="utf-8"?>
 <ct:contentTypeSchema xmlns:ct="http://schemas.microsoft.com/office/2006/metadata/contentType" xmlns:ma="http://schemas.microsoft.com/office/2006/metadata/properties/metaAttributes" ct:_="" ma:_="" ma:contentTypeName="Documento" ma:contentTypeID="0x010100E96778489EE7714D8BD12CC105EB918B" ma:contentTypeVersion="2" ma:contentTypeDescription="Crear nuevo documento." ma:contentTypeScope="" ma:versionID="416c5c7ae9b5d54d83875cd3c65194e3">
   <xsd:schema xmlns:xsd="http://www.w3.org/2001/XMLSchema" xmlns:xs="http://www.w3.org/2001/XMLSchema" xmlns:p="http://schemas.microsoft.com/office/2006/metadata/properties" xmlns:ns2="126e8a1c-9ea9-435a-ac89-d06c80d62e30" targetNamespace="http://schemas.microsoft.com/office/2006/metadata/properties" ma:root="true" ma:fieldsID="70a237c842677bd850644f8595079f5e" ns2:_="">
     <xsd:import namespace="126e8a1c-9ea9-435a-ac89-d06c80d62e30"/>
@@ -8687,32 +8601,26 @@
 </ct:contentTypeSchema>
 </file>
 
-<file path=customXml/itemProps1.xml><?xml version="1.0" encoding="utf-8"?>
-<ds:datastoreItem xmlns:ds="http://schemas.openxmlformats.org/officeDocument/2006/customXml" ds:itemID="{FBD61725-A60E-40F3-AB5D-0E7F797DD77D}">
-  <ds:schemaRefs>
-    <ds:schemaRef ds:uri="http://schemas.openxmlformats.org/officeDocument/2006/bibliography"/>
-  </ds:schemaRefs>
-</ds:datastoreItem>
+<file path=customXml/item2.xml><?xml version="1.0" encoding="utf-8"?>
+<p:properties xmlns:p="http://schemas.microsoft.com/office/2006/metadata/properties" xmlns:xsi="http://www.w3.org/2001/XMLSchema-instance" xmlns:pc="http://schemas.microsoft.com/office/infopath/2007/PartnerControls">
+  <documentManagement/>
+</p:properties>
 </file>
 
-<file path=customXml/itemProps2.xml><?xml version="1.0" encoding="utf-8"?>
-<ds:datastoreItem xmlns:ds="http://schemas.openxmlformats.org/officeDocument/2006/customXml" ds:itemID="{DABAA964-10BA-4DBC-ABF2-CDEAC0FAF7AA}">
-  <ds:schemaRefs>
-    <ds:schemaRef ds:uri="http://schemas.microsoft.com/sharepoint/v3/contenttype/forms"/>
-  </ds:schemaRefs>
-</ds:datastoreItem>
+<file path=customXml/item3.xml><?xml version="1.0" encoding="utf-8"?>
+<?mso-contentType ?>
+<FormTemplates xmlns="http://schemas.microsoft.com/sharepoint/v3/contenttype/forms">
+  <Display>DocumentLibraryForm</Display>
+  <Edit>DocumentLibraryForm</Edit>
+  <New>DocumentLibraryForm</New>
+</FormTemplates>
 </file>
 
-<file path=customXml/itemProps3.xml><?xml version="1.0" encoding="utf-8"?>
-<ds:datastoreItem xmlns:ds="http://schemas.openxmlformats.org/officeDocument/2006/customXml" ds:itemID="{5F1783E3-BA1C-4CA3-8E32-C9B378BBED03}">
-  <ds:schemaRefs>
-    <ds:schemaRef ds:uri="http://schemas.microsoft.com/office/2006/metadata/properties"/>
-    <ds:schemaRef ds:uri="http://schemas.microsoft.com/office/infopath/2007/PartnerControls"/>
-  </ds:schemaRefs>
-</ds:datastoreItem>
+<file path=customXml/item4.xml><?xml version="1.0" encoding="utf-8"?>
+<b:Sources xmlns:b="http://schemas.openxmlformats.org/officeDocument/2006/bibliography" xmlns="http://schemas.openxmlformats.org/officeDocument/2006/bibliography" SelectedStyle="\APASixthEditionOfficeOnline.xsl" StyleName="APA" Version="6"/>
 </file>
 
-<file path=customXml/itemProps4.xml><?xml version="1.0" encoding="utf-8"?>
+<file path=customXml/itemProps1.xml><?xml version="1.0" encoding="utf-8"?>
 <ds:datastoreItem xmlns:ds="http://schemas.openxmlformats.org/officeDocument/2006/customXml" ds:itemID="{DF0582E6-0C2C-40A6-8E3D-E410E41021C1}">
   <ds:schemaRefs>
     <ds:schemaRef ds:uri="http://schemas.microsoft.com/office/2006/metadata/contentType"/>
@@ -8728,4 +8636,29 @@
     <ds:schemaRef ds:uri="http://schemas.microsoft.com/internal/obd"/>
   </ds:schemaRefs>
 </ds:datastoreItem>
+</file>
+
+<file path=customXml/itemProps2.xml><?xml version="1.0" encoding="utf-8"?>
+<ds:datastoreItem xmlns:ds="http://schemas.openxmlformats.org/officeDocument/2006/customXml" ds:itemID="{5F1783E3-BA1C-4CA3-8E32-C9B378BBED03}">
+  <ds:schemaRefs>
+    <ds:schemaRef ds:uri="http://schemas.microsoft.com/office/2006/metadata/properties"/>
+    <ds:schemaRef ds:uri="http://schemas.microsoft.com/office/infopath/2007/PartnerControls"/>
+  </ds:schemaRefs>
+</ds:datastoreItem>
+</file>
+
+<file path=customXml/itemProps3.xml><?xml version="1.0" encoding="utf-8"?>
+<ds:datastoreItem xmlns:ds="http://schemas.openxmlformats.org/officeDocument/2006/customXml" ds:itemID="{DABAA964-10BA-4DBC-ABF2-CDEAC0FAF7AA}">
+  <ds:schemaRefs>
+    <ds:schemaRef ds:uri="http://schemas.microsoft.com/sharepoint/v3/contenttype/forms"/>
+  </ds:schemaRefs>
+</ds:datastoreItem>
+</file>
+
+<file path=customXml/itemProps4.xml><?xml version="1.0" encoding="utf-8"?>
+<ds:datastoreItem xmlns:ds="http://schemas.openxmlformats.org/officeDocument/2006/customXml" ds:itemID="{FBD61725-A60E-40F3-AB5D-0E7F797DD77D}">
+  <ds:schemaRefs>
+    <ds:schemaRef ds:uri="http://schemas.openxmlformats.org/officeDocument/2006/bibliography"/>
+  </ds:schemaRefs>
+</ds:datastoreItem>
 </file>